--- a/Resume.docx
+++ b/Resume.docx
@@ -180,7 +180,7 @@
         </w:pBdr>
       </w:pPr>
       <w:r>
-        <w:t xml:space="preserve">Generative Modeling (diffusion model, GAN, autoregressive model) </w:t>
+        <w:t>Generative Modeling (diffusion models, GANs, autoregressive models)</w:t>
       </w:r>
     </w:p>
     <w:p>
@@ -194,7 +194,7 @@
         </w:pBdr>
       </w:pPr>
       <w:r>
-        <w:t>Multimodality generation/editing (text, image, video)</w:t>
+        <w:t>Training efficiency, simpler training frameworks, and efficient architecture design</w:t>
       </w:r>
     </w:p>
     <w:p>
@@ -253,7 +253,39 @@
         </w:numPr>
       </w:pPr>
       <w:r>
-        <w:t>Video World Model</w:t>
+        <w:t>F</w:t>
+      </w:r>
+      <w:r>
+        <w:rPr>
+          <w:rFonts w:hint="eastAsia"/>
+        </w:rPr>
+        <w:t>ew step models (</w:t>
+      </w:r>
+      <w:proofErr w:type="spellStart"/>
+      <w:r>
+        <w:rPr>
+          <w:rFonts w:hint="eastAsia"/>
+        </w:rPr>
+        <w:t>i</w:t>
+      </w:r>
+      <w:r>
+        <w:rPr>
+          <w:rFonts w:hint="eastAsia"/>
+        </w:rPr>
+        <w:t>M</w:t>
+      </w:r>
+      <w:r>
+        <w:rPr>
+          <w:rFonts w:hint="eastAsia"/>
+        </w:rPr>
+        <w:t>F</w:t>
+      </w:r>
+      <w:proofErr w:type="spellEnd"/>
+      <w:r>
+        <w:rPr>
+          <w:rFonts w:hint="eastAsia"/>
+        </w:rPr>
+        <w:t>/DMD)</w:t>
       </w:r>
     </w:p>
     <w:p>
@@ -264,7 +296,33 @@
         </w:numPr>
       </w:pPr>
       <w:r>
-        <w:t xml:space="preserve">Image generation </w:t>
+        <w:t>Training efficiency</w:t>
+      </w:r>
+      <w:r>
+        <w:rPr>
+          <w:rFonts w:hint="eastAsia"/>
+        </w:rPr>
+        <w:t xml:space="preserve"> (</w:t>
+      </w:r>
+      <w:proofErr w:type="spellStart"/>
+      <w:r>
+        <w:rPr>
+          <w:rFonts w:hint="eastAsia"/>
+        </w:rPr>
+        <w:t>iR</w:t>
+      </w:r>
+      <w:r>
+        <w:rPr>
+          <w:rFonts w:hint="eastAsia"/>
+        </w:rPr>
+        <w:t>EPA</w:t>
+      </w:r>
+      <w:proofErr w:type="spellEnd"/>
+      <w:r>
+        <w:rPr>
+          <w:rFonts w:hint="eastAsia"/>
+        </w:rPr>
+        <w:t>, Raev2)</w:t>
       </w:r>
     </w:p>
     <w:p>
@@ -520,15 +578,7 @@
     </w:p>
     <w:p>
       <w:r>
-        <w:t xml:space="preserve">Advisor: Prof. Dani </w:t>
-      </w:r>
-      <w:proofErr w:type="spellStart"/>
-      <w:r>
-        <w:t>Lischinski</w:t>
-      </w:r>
-      <w:proofErr w:type="spellEnd"/>
-      <w:r>
-        <w:t xml:space="preserve"> from Computer Science, HUJI </w:t>
+        <w:t xml:space="preserve">Advisor: Prof. Dani Lischinski from Computer Science, HUJI </w:t>
       </w:r>
     </w:p>
     <w:p>
@@ -680,6 +730,16 @@
     </w:p>
     <w:p>
       <w:r>
+        <w:t>[15] Jaskirat Singh, Boyang Zheng, Zongze Wu, Richard Zhang, Eli Shechtman, Saining Xie. Improved Baselines with Representation Autoencoders. arXiv 2026</w:t>
+      </w:r>
+    </w:p>
+    <w:p>
+      <w:r>
+        <w:t>[14] Shivam Duggal, Xingjian Bai, Zongze Wu, Richard Zhang, Eli Shechtman, Antonio Torralba, Phillip Isola. End-to-End Training for Unified Tokenization and Latent Denoising. arXiv 2026</w:t>
+      </w:r>
+    </w:p>
+    <w:p>
+      <w:r>
         <w:t xml:space="preserve">[13] Xingjian Bai, Guande He, </w:t>
       </w:r>
       <w:proofErr w:type="spellStart"/>
@@ -865,15 +925,7 @@
         <w:t>Zongze Wu</w:t>
       </w:r>
       <w:r>
-        <w:t xml:space="preserve">, Richard Zhang, David Bau, Eli Shechtman, Nicholas </w:t>
-      </w:r>
-      <w:proofErr w:type="spellStart"/>
-      <w:r>
-        <w:t>Kolkin</w:t>
-      </w:r>
-      <w:proofErr w:type="spellEnd"/>
-      <w:r>
-        <w:t xml:space="preserve">. </w:t>
+        <w:t xml:space="preserve">, Richard Zhang, David Bau, Eli Shechtman, Nicholas Kolkin. </w:t>
       </w:r>
       <w:proofErr w:type="spellStart"/>
       <w:r>
@@ -906,15 +958,7 @@
         <w:t>Zongze Wu</w:t>
       </w:r>
       <w:r>
-        <w:t xml:space="preserve">, Nicholas </w:t>
-      </w:r>
-      <w:proofErr w:type="spellStart"/>
-      <w:r>
-        <w:t>Kolkin</w:t>
-      </w:r>
-      <w:proofErr w:type="spellEnd"/>
-      <w:r>
-        <w:t xml:space="preserve">, Jonathan Brandt, Richard Zhang, Eli Shechtman. </w:t>
+        <w:t xml:space="preserve">, Nicholas Kolkin, Jonathan Brandt, Richard Zhang, Eli Shechtman. </w:t>
       </w:r>
       <w:proofErr w:type="spellStart"/>
       <w:r>
@@ -981,22 +1025,14 @@
     </w:p>
     <w:p>
       <w:r>
-        <w:t xml:space="preserve">[5] Yuval </w:t>
+        <w:t xml:space="preserve">[5] Yuval Alaluf, Or </w:t>
       </w:r>
       <w:proofErr w:type="spellStart"/>
       <w:r>
-        <w:t>Alaluf</w:t>
+        <w:t>Patashnik</w:t>
       </w:r>
       <w:proofErr w:type="spellEnd"/>
       <w:r>
-        <w:t xml:space="preserve">, Or </w:t>
-      </w:r>
-      <w:proofErr w:type="spellStart"/>
-      <w:r>
-        <w:t>Patashnik</w:t>
-      </w:r>
-      <w:proofErr w:type="spellEnd"/>
-      <w:r>
         <w:t xml:space="preserve">, </w:t>
       </w:r>
       <w:r>
@@ -1006,15 +1042,7 @@
         <w:t>Zongze Wu</w:t>
       </w:r>
       <w:r>
-        <w:t xml:space="preserve">, Asif Zamir, Eli Shechtman, Dani </w:t>
-      </w:r>
-      <w:proofErr w:type="spellStart"/>
-      <w:r>
-        <w:t>Lischinski</w:t>
-      </w:r>
-      <w:proofErr w:type="spellEnd"/>
-      <w:r>
-        <w:t xml:space="preserve">, Daniel Cohen-Or. </w:t>
+        <w:t xml:space="preserve">, Asif Zamir, Eli Shechtman, Dani Lischinski, Daniel Cohen-Or. </w:t>
       </w:r>
       <w:r>
         <w:rPr>
@@ -1038,15 +1066,7 @@
         <w:t>Zongze Wu</w:t>
       </w:r>
       <w:r>
-        <w:t xml:space="preserve">, Yotam Nitzan, Eli Shechtman, Dani </w:t>
-      </w:r>
-      <w:proofErr w:type="spellStart"/>
-      <w:r>
-        <w:t>Lischinski</w:t>
-      </w:r>
-      <w:proofErr w:type="spellEnd"/>
-      <w:r>
-        <w:t xml:space="preserve">. </w:t>
+        <w:t xml:space="preserve">, Yotam Nitzan, Eli Shechtman, Dani Lischinski. </w:t>
       </w:r>
       <w:proofErr w:type="spellStart"/>
       <w:r>
@@ -1079,15 +1099,7 @@
         <w:t>Zongze Wu</w:t>
       </w:r>
       <w:r>
-        <w:t xml:space="preserve">, Dani </w:t>
-      </w:r>
-      <w:proofErr w:type="spellStart"/>
-      <w:r>
-        <w:t>Lischinski</w:t>
-      </w:r>
-      <w:proofErr w:type="spellEnd"/>
-      <w:r>
-        <w:t xml:space="preserve">, Eli Shechtman. </w:t>
+        <w:t xml:space="preserve">, Dani Lischinski, Eli Shechtman. </w:t>
       </w:r>
       <w:proofErr w:type="spellStart"/>
       <w:r>
@@ -1136,15 +1148,7 @@
       </w:r>
       <w:proofErr w:type="gramEnd"/>
       <w:r>
-        <w:t xml:space="preserve"> Dani </w:t>
-      </w:r>
-      <w:proofErr w:type="spellStart"/>
-      <w:r>
-        <w:t>Lischinski</w:t>
-      </w:r>
-      <w:proofErr w:type="spellEnd"/>
-      <w:r>
-        <w:t xml:space="preserve">. </w:t>
+        <w:t xml:space="preserve"> Dani Lischinski. </w:t>
       </w:r>
       <w:proofErr w:type="spellStart"/>
       <w:r>
@@ -1177,15 +1181,7 @@
         <w:t xml:space="preserve"> Zongze Wu</w:t>
       </w:r>
       <w:r>
-        <w:t xml:space="preserve">, Dani </w:t>
-      </w:r>
-      <w:proofErr w:type="spellStart"/>
-      <w:r>
-        <w:t>Lischinski</w:t>
-      </w:r>
-      <w:proofErr w:type="spellEnd"/>
-      <w:r>
-        <w:t xml:space="preserve">, Eli Shechtman. </w:t>
+        <w:t xml:space="preserve">, Dani Lischinski, Eli Shechtman. </w:t>
       </w:r>
       <w:r>
         <w:rPr>
@@ -1197,41 +1193,6 @@
       <w:r>
         <w:t xml:space="preserve"> WACV 2021</w:t>
       </w:r>
-    </w:p>
-    <w:p>
-      <w:pPr>
-        <w:ind w:left="2145" w:firstLine="15"/>
-      </w:pPr>
-    </w:p>
-    <w:p/>
-    <w:p>
-      <w:pPr>
-        <w:pBdr>
-          <w:top w:val="nil"/>
-          <w:left w:val="nil"/>
-          <w:bottom w:val="nil"/>
-          <w:right w:val="nil"/>
-          <w:between w:val="nil"/>
-        </w:pBdr>
-        <w:rPr>
-          <w:rFonts w:ascii="PT Mono" w:eastAsia="PT Mono" w:hAnsi="PT Mono" w:cs="PT Mono"/>
-        </w:rPr>
-      </w:pPr>
-    </w:p>
-    <w:p>
-      <w:pPr>
-        <w:pBdr>
-          <w:top w:val="nil"/>
-          <w:left w:val="nil"/>
-          <w:bottom w:val="nil"/>
-          <w:right w:val="nil"/>
-          <w:between w:val="nil"/>
-        </w:pBdr>
-        <w:ind w:left="0"/>
-        <w:rPr>
-          <w:rFonts w:ascii="PT Mono" w:eastAsia="PT Mono" w:hAnsi="PT Mono" w:cs="PT Mono"/>
-        </w:rPr>
-      </w:pPr>
     </w:p>
     <w:sectPr>
       <w:footerReference w:type="default" r:id="rId8"/>
@@ -1552,7 +1513,7 @@
   <w:docDefaults>
     <w:rPrDefault>
       <w:rPr>
-        <w:rFonts w:ascii="Source Code Pro" w:eastAsia="Source Code Pro" w:hAnsi="Source Code Pro" w:cs="Source Code Pro"/>
+        <w:rFonts w:ascii="Source Code Pro" w:eastAsia="SimSun" w:hAnsi="Source Code Pro" w:cs="Source Code Pro"/>
         <w:color w:val="666666"/>
         <w:sz w:val="18"/>
         <w:szCs w:val="18"/>

--- a/Resume.docx
+++ b/Resume.docx
@@ -376,13 +376,16 @@
           <w:szCs w:val="14"/>
         </w:rPr>
       </w:pPr>
-      <w:r>
-        <w:rPr>
-          <w:sz w:val="14"/>
-          <w:szCs w:val="14"/>
-        </w:rPr>
-        <w:t>Presented in the Artistic Aurora project at MAX Sneak 2023​</w:t>
-      </w:r>
+      <w:hyperlink r:id="rId11" w:history="1">
+        <w:r>
+          <w:rPr>
+            <w:rStyle w:val="Hyperlink"/>
+            <w:sz w:val="14"/>
+            <w:szCs w:val="14"/>
+          </w:rPr>
+          <w:t xml:space="preserve">Presented in the Project Draw &amp; Delight at MAX Sneak 2023​</w:t>
+        </w:r>
+      </w:hyperlink>
     </w:p>
     <w:p>
       <w:pPr>
@@ -396,13 +399,16 @@
           <w:szCs w:val="14"/>
         </w:rPr>
       </w:pPr>
-      <w:r>
-        <w:rPr>
-          <w:sz w:val="14"/>
-          <w:szCs w:val="14"/>
-        </w:rPr>
-        <w:t>Presented in the Hi-Fi project at MAX Sneak 2024​</w:t>
-      </w:r>
+      <w:hyperlink r:id="rId12" w:history="1">
+        <w:r>
+          <w:rPr>
+            <w:rStyle w:val="Hyperlink"/>
+            <w:sz w:val="14"/>
+            <w:szCs w:val="14"/>
+          </w:rPr>
+          <w:t xml:space="preserve">Presented in the Hi-Fi project at MAX Sneak 2024​</w:t>
+        </w:r>
+      </w:hyperlink>
     </w:p>
     <w:p>
       <w:pPr>
@@ -2104,6 +2110,16 @@
       <w:color w:val="999999"/>
     </w:rPr>
   </w:style>
+  <w:style w:type="character" w:styleId="Hyperlink">
+    <w:name w:val="Hyperlink"/>
+    <w:basedOn w:val="DefaultParagraphFont"/>
+    <w:uiPriority w:val="99"/>
+    <w:unhideWhenUsed/>
+    <w:rPr>
+      <w:color w:val="0563C1" w:themeColor="hyperlink"/>
+      <w:u w:val="single"/>
+    </w:rPr>
+  </w:style>
 </w:styles>
 </file>
 

--- a/Resume.docx
+++ b/Resume.docx
@@ -1,6 +1,6 @@
 
 <file path=word/document.xml><?xml version="1.0" encoding="utf-8"?>
-<w:document xmlns:wpc="http://schemas.microsoft.com/office/word/2010/wordprocessingCanvas" xmlns:cx="http://schemas.microsoft.com/office/drawing/2014/chartex" xmlns:cx1="http://schemas.microsoft.com/office/drawing/2015/9/8/chartex" xmlns:cx2="http://schemas.microsoft.com/office/drawing/2015/10/21/chartex" xmlns:cx3="http://schemas.microsoft.com/office/drawing/2016/5/9/chartex" xmlns:cx4="http://schemas.microsoft.com/office/drawing/2016/5/10/chartex" xmlns:cx5="http://schemas.microsoft.com/office/drawing/2016/5/11/chartex" xmlns:cx6="http://schemas.microsoft.com/office/drawing/2016/5/12/chartex" xmlns:cx7="http://schemas.microsoft.com/office/drawing/2016/5/13/chartex" xmlns:cx8="http://schemas.microsoft.com/office/drawing/2016/5/14/chartex" xmlns:mc="http://schemas.openxmlformats.org/markup-compatibility/2006" xmlns:aink="http://schemas.microsoft.com/office/drawing/2016/ink" xmlns:am3d="http://schemas.microsoft.com/office/drawing/2017/model3d" xmlns:o="urn:schemas-microsoft-com:office:office" xmlns:oel="http://schemas.microsoft.com/office/2019/extlst" xmlns:r="http://schemas.openxmlformats.org/officeDocument/2006/relationships" xmlns:m="http://schemas.openxmlformats.org/officeDocument/2006/math" xmlns:v="urn:schemas-microsoft-com:vml" xmlns:wp14="http://schemas.microsoft.com/office/word/2010/wordprocessingDrawing" xmlns:wp="http://schemas.openxmlformats.org/drawingml/2006/wordprocessingDrawing" xmlns:w10="urn:schemas-microsoft-com:office:word" xmlns:w="http://schemas.openxmlformats.org/wordprocessingml/2006/main" xmlns:w14="http://schemas.microsoft.com/office/word/2010/wordml" xmlns:w15="http://schemas.microsoft.com/office/word/2012/wordml" xmlns:w16cex="http://schemas.microsoft.com/office/word/2018/wordml/cex" xmlns:w16cid="http://schemas.microsoft.com/office/word/2016/wordml/cid" xmlns:w16="http://schemas.microsoft.com/office/word/2018/wordml" xmlns:w16du="http://schemas.microsoft.com/office/word/2023/wordml/word16du" xmlns:w16sdtdh="http://schemas.microsoft.com/office/word/2020/wordml/sdtdatahash" xmlns:w16sdtfl="http://schemas.microsoft.com/office/word/2024/wordml/sdtformatlock" xmlns:w16se="http://schemas.microsoft.com/office/word/2015/wordml/symex" xmlns:wpg="http://schemas.microsoft.com/office/word/2010/wordprocessingGroup" xmlns:wpi="http://schemas.microsoft.com/office/word/2010/wordprocessingInk" xmlns:wne="http://schemas.microsoft.com/office/word/2006/wordml" xmlns:wps="http://schemas.microsoft.com/office/word/2010/wordprocessingShape" mc:Ignorable="w14 w15 w16se w16cid w16 w16cex w16sdtdh w16sdtfl w16du wp14">
+<w:document xmlns:wpc="http://schemas.microsoft.com/office/word/2010/wordprocessingCanvas" xmlns:cx="http://schemas.microsoft.com/office/drawing/2014/chartex" xmlns:cx1="http://schemas.microsoft.com/office/drawing/2015/9/8/chartex" xmlns:cx2="http://schemas.microsoft.com/office/drawing/2015/10/21/chartex" xmlns:cx3="http://schemas.microsoft.com/office/drawing/2016/5/9/chartex" xmlns:cx4="http://schemas.microsoft.com/office/drawing/2016/5/10/chartex" xmlns:cx5="http://schemas.microsoft.com/office/drawing/2016/5/11/chartex" xmlns:cx6="http://schemas.microsoft.com/office/drawing/2016/5/12/chartex" xmlns:cx7="http://schemas.microsoft.com/office/drawing/2016/5/13/chartex" xmlns:cx8="http://schemas.microsoft.com/office/drawing/2016/5/14/chartex" xmlns:mc="http://schemas.openxmlformats.org/markup-compatibility/2006" xmlns:m="http://schemas.openxmlformats.org/officeDocument/2006/math" xmlns:aink="http://schemas.microsoft.com/office/drawing/2016/ink" xmlns:am3d="http://schemas.microsoft.com/office/drawing/2017/model3d" xmlns:oel="http://schemas.microsoft.com/office/2019/extlst" xmlns:r="http://schemas.openxmlformats.org/officeDocument/2006/relationships" xmlns:wp14="http://schemas.microsoft.com/office/word/2010/wordprocessingDrawing" xmlns:wp="http://schemas.openxmlformats.org/drawingml/2006/wordprocessingDrawing" xmlns:wpg="http://schemas.microsoft.com/office/word/2010/wordprocessingGroup" xmlns:wpi="http://schemas.microsoft.com/office/word/2010/wordprocessingInk" xmlns:wps="http://schemas.microsoft.com/office/word/2010/wordprocessingShape" xmlns:o="urn:schemas-microsoft-com:office:office" xmlns:v="urn:schemas-microsoft-com:vml" xmlns:w10="urn:schemas-microsoft-com:office:word" xmlns:w="http://schemas.openxmlformats.org/wordprocessingml/2006/main" xmlns:w14="http://schemas.microsoft.com/office/word/2010/wordml" xmlns:w15="http://schemas.microsoft.com/office/word/2012/wordml" xmlns:w16cex="http://schemas.microsoft.com/office/word/2018/wordml/cex" xmlns:w16cid="http://schemas.microsoft.com/office/word/2016/wordml/cid" xmlns:w16="http://schemas.microsoft.com/office/word/2018/wordml" xmlns:w16sdtdh="http://schemas.microsoft.com/office/word/2020/wordml/sdtdatahash" xmlns:w16sdtfl="http://schemas.microsoft.com/office/word/2024/wordml/sdtformatlock" xmlns:w16se="http://schemas.microsoft.com/office/word/2015/wordml/symex" xmlns:w16du="http://schemas.microsoft.com/office/word/2023/wordml/word16du" xmlns:wne="http://schemas.microsoft.com/office/word/2006/wordml" mc:Ignorable="w14 w15 w16se w16cid w16 w16cex w16sdtdh w16sdtfl w16du wp14">
   <w:body>
     <w:p>
       <w:pPr>
@@ -291,82 +291,6 @@
     <w:p>
       <w:pPr>
         <w:numPr>
-          <w:ilvl w:val="0"/>
-          <w:numId w:val="1"/>
-        </w:numPr>
-      </w:pPr>
-      <w:r>
-        <w:t>Training efficiency</w:t>
-      </w:r>
-      <w:r>
-        <w:rPr>
-          <w:rFonts w:hint="eastAsia"/>
-        </w:rPr>
-        <w:t xml:space="preserve"> (</w:t>
-      </w:r>
-      <w:proofErr w:type="spellStart"/>
-      <w:r>
-        <w:rPr>
-          <w:rFonts w:hint="eastAsia"/>
-        </w:rPr>
-        <w:t>iR</w:t>
-      </w:r>
-      <w:r>
-        <w:rPr>
-          <w:rFonts w:hint="eastAsia"/>
-        </w:rPr>
-        <w:t>EPA</w:t>
-      </w:r>
-      <w:proofErr w:type="spellEnd"/>
-      <w:r>
-        <w:rPr>
-          <w:rFonts w:hint="eastAsia"/>
-        </w:rPr>
-        <w:t>, Raev2)</w:t>
-      </w:r>
-    </w:p>
-    <w:p>
-      <w:pPr>
-        <w:ind w:left="0"/>
-      </w:pPr>
-      <w:r>
-        <w:rPr>
-          <w:i/>
-          <w:iCs/>
-          <w:color w:val="2E4440"/>
-        </w:rPr>
-        <w:t>Research Scientist/Engineer 1</w:t>
-      </w:r>
-      <w:r>
-        <w:t xml:space="preserve">                                  Jan 2023 - Jan 2025</w:t>
-      </w:r>
-    </w:p>
-    <w:p>
-      <w:pPr>
-        <w:numPr>
-          <w:ilvl w:val="0"/>
-          <w:numId w:val="2"/>
-        </w:numPr>
-      </w:pPr>
-      <w:r>
-        <w:t>Structure reference image in Adobe Firefly</w:t>
-      </w:r>
-    </w:p>
-    <w:p>
-      <w:pPr>
-        <w:numPr>
-          <w:ilvl w:val="0"/>
-          <w:numId w:val="2"/>
-        </w:numPr>
-        <w:spacing w:before="0"/>
-      </w:pPr>
-      <w:r>
-        <w:t>Real-time scribble to image generation</w:t>
-      </w:r>
-    </w:p>
-    <w:p>
-      <w:pPr>
-        <w:numPr>
           <w:ilvl w:val="1"/>
           <w:numId w:val="2"/>
         </w:numPr>
@@ -376,16 +300,171 @@
           <w:szCs w:val="14"/>
         </w:rPr>
       </w:pPr>
-      <w:hyperlink r:id="rId11" w:history="1">
+      <w:hyperlink r:id="rId8" w:history="1">
+        <w:proofErr w:type="spellStart"/>
         <w:r>
           <w:rPr>
             <w:rStyle w:val="Hyperlink"/>
             <w:sz w:val="14"/>
             <w:szCs w:val="14"/>
           </w:rPr>
-          <w:t xml:space="preserve">Presented in the Project Draw &amp; Delight at MAX Sneak 2023​</w:t>
+          <w:t>iMF</w:t>
+        </w:r>
+        <w:proofErr w:type="spellEnd"/>
+      </w:hyperlink>
+      <w:r>
+        <w:rPr>
+          <w:sz w:val="14"/>
+          <w:szCs w:val="14"/>
+        </w:rPr>
+        <w:t>: one-step image generation achieving 1.72 FID on ImageNet 256×256 with no distillation</w:t>
+      </w:r>
+    </w:p>
+    <w:p>
+      <w:pPr>
+        <w:numPr>
+          <w:ilvl w:val="0"/>
+          <w:numId w:val="1"/>
+        </w:numPr>
+      </w:pPr>
+      <w:r>
+        <w:t>Training efficiency</w:t>
+      </w:r>
+      <w:r>
+        <w:rPr>
+          <w:rFonts w:hint="eastAsia"/>
+        </w:rPr>
+        <w:t xml:space="preserve"> (</w:t>
+      </w:r>
+      <w:proofErr w:type="spellStart"/>
+      <w:r>
+        <w:rPr>
+          <w:rFonts w:hint="eastAsia"/>
+        </w:rPr>
+        <w:t>iR</w:t>
+      </w:r>
+      <w:r>
+        <w:rPr>
+          <w:rFonts w:hint="eastAsia"/>
+        </w:rPr>
+        <w:t>EPA</w:t>
+      </w:r>
+      <w:proofErr w:type="spellEnd"/>
+      <w:r>
+        <w:rPr>
+          <w:rFonts w:hint="eastAsia"/>
+        </w:rPr>
+        <w:t>, Raev2)</w:t>
+      </w:r>
+    </w:p>
+    <w:p>
+      <w:pPr>
+        <w:numPr>
+          <w:ilvl w:val="1"/>
+          <w:numId w:val="2"/>
+        </w:numPr>
+        <w:spacing w:before="0"/>
+        <w:rPr>
+          <w:sz w:val="14"/>
+          <w:szCs w:val="14"/>
+        </w:rPr>
+      </w:pPr>
+      <w:hyperlink r:id="rId9" w:history="1">
+        <w:proofErr w:type="spellStart"/>
+        <w:r>
+          <w:rPr>
+            <w:rStyle w:val="Hyperlink"/>
+            <w:sz w:val="14"/>
+            <w:szCs w:val="14"/>
+          </w:rPr>
+          <w:t>iREPA</w:t>
+        </w:r>
+        <w:proofErr w:type="spellEnd"/>
+      </w:hyperlink>
+      <w:r>
+        <w:rPr>
+          <w:sz w:val="14"/>
+          <w:szCs w:val="14"/>
+        </w:rPr>
+        <w:t>: spatial structure drives representation alignment quality in diffusion models</w:t>
+      </w:r>
+    </w:p>
+    <w:p>
+      <w:pPr>
+        <w:numPr>
+          <w:ilvl w:val="1"/>
+          <w:numId w:val="2"/>
+        </w:numPr>
+        <w:spacing w:before="0"/>
+        <w:rPr>
+          <w:sz w:val="14"/>
+          <w:szCs w:val="14"/>
+        </w:rPr>
+      </w:pPr>
+      <w:hyperlink r:id="rId10" w:history="1">
+        <w:r>
+          <w:rPr>
+            <w:rStyle w:val="Hyperlink"/>
+            <w:sz w:val="14"/>
+            <w:szCs w:val="14"/>
+          </w:rPr>
+          <w:t>RAEv2</w:t>
         </w:r>
       </w:hyperlink>
+      <w:r>
+        <w:rPr>
+          <w:sz w:val="14"/>
+          <w:szCs w:val="14"/>
+        </w:rPr>
+        <w:t>: train image diffusion model directly on feature space</w:t>
+      </w:r>
+    </w:p>
+    <w:p>
+      <w:pPr>
+        <w:ind w:left="0"/>
+      </w:pPr>
+      <w:r>
+        <w:rPr>
+          <w:i/>
+          <w:iCs/>
+          <w:color w:val="2E4440"/>
+        </w:rPr>
+        <w:t>Research Scientist/Engineer 1</w:t>
+      </w:r>
+      <w:r>
+        <w:t xml:space="preserve">                                  Jan 2023 - Jan 2025</w:t>
+      </w:r>
+    </w:p>
+    <w:p>
+      <w:pPr>
+        <w:numPr>
+          <w:ilvl w:val="0"/>
+          <w:numId w:val="2"/>
+        </w:numPr>
+      </w:pPr>
+      <w:hyperlink r:id="rId11" w:history="1">
+        <w:r>
+          <w:rPr>
+            <w:rStyle w:val="Hyperlink"/>
+          </w:rPr>
+          <w:t>Structure reference image</w:t>
+        </w:r>
+      </w:hyperlink>
+      <w:r>
+        <w:t xml:space="preserve"> in Adobe Firefly</w:t>
+      </w:r>
+    </w:p>
+    <w:p>
+      <w:pPr>
+        <w:numPr>
+          <w:ilvl w:val="0"/>
+          <w:numId w:val="2"/>
+        </w:numPr>
+        <w:spacing w:before="0"/>
+      </w:pPr>
+      <w:r>
+        <w:t>Real-time scribble to image generation</w:t>
+      </w:r>
     </w:p>
     <w:p>
       <w:pPr>
@@ -406,7 +485,7 @@
             <w:sz w:val="14"/>
             <w:szCs w:val="14"/>
           </w:rPr>
-          <w:t xml:space="preserve">Presented in the Hi-Fi project at MAX Sneak 2024​</w:t>
+          <w:t>Presented in the Project Draw &amp; Delight at MAX Sneak 2023​</w:t>
         </w:r>
       </w:hyperlink>
     </w:p>
@@ -422,6 +501,29 @@
           <w:szCs w:val="14"/>
         </w:rPr>
       </w:pPr>
+      <w:hyperlink r:id="rId13" w:history="1">
+        <w:r>
+          <w:rPr>
+            <w:rStyle w:val="Hyperlink"/>
+            <w:sz w:val="14"/>
+            <w:szCs w:val="14"/>
+          </w:rPr>
+          <w:t>Presented in the Hi-Fi project at MAX Sneak 2024​</w:t>
+        </w:r>
+      </w:hyperlink>
+    </w:p>
+    <w:p>
+      <w:pPr>
+        <w:numPr>
+          <w:ilvl w:val="1"/>
+          <w:numId w:val="2"/>
+        </w:numPr>
+        <w:spacing w:before="0"/>
+        <w:rPr>
+          <w:sz w:val="14"/>
+          <w:szCs w:val="14"/>
+        </w:rPr>
+      </w:pPr>
       <w:r>
         <w:rPr>
           <w:sz w:val="14"/>
@@ -438,6 +540,22 @@
         </w:numPr>
         <w:spacing w:before="0"/>
       </w:pPr>
+      <w:hyperlink r:id="rId14" w:history="1">
+        <w:proofErr w:type="spellStart"/>
+        <w:r>
+          <w:rPr>
+            <w:rStyle w:val="Hyperlink"/>
+          </w:rPr>
+          <w:t>TurboEdit</w:t>
+        </w:r>
+        <w:proofErr w:type="spellEnd"/>
+      </w:hyperlink>
+      <w:r>
+        <w:rPr>
+          <w:rFonts w:hint="eastAsia"/>
+        </w:rPr>
+        <w:t xml:space="preserve">: </w:t>
+      </w:r>
       <w:r>
         <w:t>Real-time text-based image editing</w:t>
       </w:r>
@@ -588,6 +706,11 @@
       </w:r>
     </w:p>
     <w:p>
+      <w:pPr>
+        <w:rPr>
+          <w:rFonts w:hint="eastAsia"/>
+        </w:rPr>
+      </w:pPr>
       <w:r>
         <w:t xml:space="preserve">         Eli Shechtman from Adobe Research</w:t>
       </w:r>
@@ -633,6 +756,7 @@
       <w:bookmarkStart w:id="10" w:name="_k1jdn6wxa443" w:colFirst="0" w:colLast="0"/>
       <w:bookmarkEnd w:id="10"/>
       <w:r>
+        <w:lastRenderedPageBreak/>
         <w:t>AWARDS</w:t>
       </w:r>
     </w:p>
@@ -680,7 +804,6 @@
           <w:sz w:val="16"/>
           <w:szCs w:val="16"/>
         </w:rPr>
-        <w:lastRenderedPageBreak/>
         <w:t>National College Students Mathematical Contest in Modeling (Shanghai area) Third Prize (2014)</w:t>
       </w:r>
     </w:p>
@@ -868,15 +991,7 @@
       </w:r>
       <w:proofErr w:type="spellEnd"/>
       <w:r>
-        <w:t xml:space="preserve"> Xie, Daniil Pakhomov, </w:t>
-      </w:r>
-      <w:proofErr w:type="spellStart"/>
-      <w:r>
-        <w:t>Zhonghao</w:t>
-      </w:r>
-      <w:proofErr w:type="spellEnd"/>
-      <w:r>
-        <w:t xml:space="preserve"> Wang, Zongze Wu, Ziyan Chen, </w:t>
+        <w:t xml:space="preserve"> Xie, Daniil Pakhomov, Zhonghao Wang, Zongze Wu, Ziyan Chen, </w:t>
       </w:r>
       <w:proofErr w:type="spellStart"/>
       <w:r>
@@ -1129,6 +1244,7 @@
     </w:p>
     <w:p>
       <w:r>
+        <w:lastRenderedPageBreak/>
         <w:t xml:space="preserve">[2] Or </w:t>
       </w:r>
       <w:proofErr w:type="spellStart"/>
@@ -1201,7 +1317,7 @@
       </w:r>
     </w:p>
     <w:sectPr>
-      <w:footerReference w:type="default" r:id="rId8"/>
+      <w:footerReference w:type="default" r:id="rId15"/>
       <w:pgSz w:w="12240" w:h="15840"/>
       <w:pgMar w:top="720" w:right="1260" w:bottom="720" w:left="1800" w:header="0" w:footer="720" w:gutter="0"/>
       <w:pgNumType w:start="1"/>
@@ -1212,7 +1328,7 @@
 </file>
 
 <file path=word/endnotes.xml><?xml version="1.0" encoding="utf-8"?>
-<w:endnotes xmlns:wpc="http://schemas.microsoft.com/office/word/2010/wordprocessingCanvas" xmlns:cx="http://schemas.microsoft.com/office/drawing/2014/chartex" xmlns:cx1="http://schemas.microsoft.com/office/drawing/2015/9/8/chartex" xmlns:cx2="http://schemas.microsoft.com/office/drawing/2015/10/21/chartex" xmlns:cx3="http://schemas.microsoft.com/office/drawing/2016/5/9/chartex" xmlns:cx4="http://schemas.microsoft.com/office/drawing/2016/5/10/chartex" xmlns:cx5="http://schemas.microsoft.com/office/drawing/2016/5/11/chartex" xmlns:cx6="http://schemas.microsoft.com/office/drawing/2016/5/12/chartex" xmlns:cx7="http://schemas.microsoft.com/office/drawing/2016/5/13/chartex" xmlns:cx8="http://schemas.microsoft.com/office/drawing/2016/5/14/chartex" xmlns:mc="http://schemas.openxmlformats.org/markup-compatibility/2006" xmlns:aink="http://schemas.microsoft.com/office/drawing/2016/ink" xmlns:am3d="http://schemas.microsoft.com/office/drawing/2017/model3d" xmlns:o="urn:schemas-microsoft-com:office:office" xmlns:oel="http://schemas.microsoft.com/office/2019/extlst" xmlns:r="http://schemas.openxmlformats.org/officeDocument/2006/relationships" xmlns:m="http://schemas.openxmlformats.org/officeDocument/2006/math" xmlns:v="urn:schemas-microsoft-com:vml" xmlns:wp14="http://schemas.microsoft.com/office/word/2010/wordprocessingDrawing" xmlns:wp="http://schemas.openxmlformats.org/drawingml/2006/wordprocessingDrawing" xmlns:w10="urn:schemas-microsoft-com:office:word" xmlns:w="http://schemas.openxmlformats.org/wordprocessingml/2006/main" xmlns:w14="http://schemas.microsoft.com/office/word/2010/wordml" xmlns:w15="http://schemas.microsoft.com/office/word/2012/wordml" xmlns:w16cex="http://schemas.microsoft.com/office/word/2018/wordml/cex" xmlns:w16cid="http://schemas.microsoft.com/office/word/2016/wordml/cid" xmlns:w16="http://schemas.microsoft.com/office/word/2018/wordml" xmlns:w16du="http://schemas.microsoft.com/office/word/2023/wordml/word16du" xmlns:w16sdtdh="http://schemas.microsoft.com/office/word/2020/wordml/sdtdatahash" xmlns:w16sdtfl="http://schemas.microsoft.com/office/word/2024/wordml/sdtformatlock" xmlns:w16se="http://schemas.microsoft.com/office/word/2015/wordml/symex" xmlns:wpg="http://schemas.microsoft.com/office/word/2010/wordprocessingGroup" xmlns:wpi="http://schemas.microsoft.com/office/word/2010/wordprocessingInk" xmlns:wne="http://schemas.microsoft.com/office/word/2006/wordml" xmlns:wps="http://schemas.microsoft.com/office/word/2010/wordprocessingShape" mc:Ignorable="w14 w15 w16se w16cid w16 w16cex w16sdtdh w16sdtfl w16du wp14">
+<w:endnotes xmlns:wpc="http://schemas.microsoft.com/office/word/2010/wordprocessingCanvas" xmlns:cx="http://schemas.microsoft.com/office/drawing/2014/chartex" xmlns:cx1="http://schemas.microsoft.com/office/drawing/2015/9/8/chartex" xmlns:cx2="http://schemas.microsoft.com/office/drawing/2015/10/21/chartex" xmlns:cx3="http://schemas.microsoft.com/office/drawing/2016/5/9/chartex" xmlns:cx4="http://schemas.microsoft.com/office/drawing/2016/5/10/chartex" xmlns:cx5="http://schemas.microsoft.com/office/drawing/2016/5/11/chartex" xmlns:cx6="http://schemas.microsoft.com/office/drawing/2016/5/12/chartex" xmlns:cx7="http://schemas.microsoft.com/office/drawing/2016/5/13/chartex" xmlns:cx8="http://schemas.microsoft.com/office/drawing/2016/5/14/chartex" xmlns:mc="http://schemas.openxmlformats.org/markup-compatibility/2006" xmlns:m="http://schemas.openxmlformats.org/officeDocument/2006/math" xmlns:aink="http://schemas.microsoft.com/office/drawing/2016/ink" xmlns:am3d="http://schemas.microsoft.com/office/drawing/2017/model3d" xmlns:oel="http://schemas.microsoft.com/office/2019/extlst" xmlns:r="http://schemas.openxmlformats.org/officeDocument/2006/relationships" xmlns:wp14="http://schemas.microsoft.com/office/word/2010/wordprocessingDrawing" xmlns:wp="http://schemas.openxmlformats.org/drawingml/2006/wordprocessingDrawing" xmlns:wpg="http://schemas.microsoft.com/office/word/2010/wordprocessingGroup" xmlns:wpi="http://schemas.microsoft.com/office/word/2010/wordprocessingInk" xmlns:wps="http://schemas.microsoft.com/office/word/2010/wordprocessingShape" xmlns:o="urn:schemas-microsoft-com:office:office" xmlns:v="urn:schemas-microsoft-com:vml" xmlns:w10="urn:schemas-microsoft-com:office:word" xmlns:w="http://schemas.openxmlformats.org/wordprocessingml/2006/main" xmlns:w14="http://schemas.microsoft.com/office/word/2010/wordml" xmlns:w15="http://schemas.microsoft.com/office/word/2012/wordml" xmlns:w16cex="http://schemas.microsoft.com/office/word/2018/wordml/cex" xmlns:w16cid="http://schemas.microsoft.com/office/word/2016/wordml/cid" xmlns:w16="http://schemas.microsoft.com/office/word/2018/wordml" xmlns:w16sdtdh="http://schemas.microsoft.com/office/word/2020/wordml/sdtdatahash" xmlns:w16sdtfl="http://schemas.microsoft.com/office/word/2024/wordml/sdtformatlock" xmlns:w16se="http://schemas.microsoft.com/office/word/2015/wordml/symex" xmlns:w16du="http://schemas.microsoft.com/office/word/2023/wordml/word16du" xmlns:wne="http://schemas.microsoft.com/office/word/2006/wordml" mc:Ignorable="w14 w15 w16se w16cid w16 w16cex w16sdtdh w16sdtfl w16du wp14">
   <w:endnote w:type="separator" w:id="-1">
     <w:p>
       <w:pPr>
@@ -1237,7 +1353,7 @@
 </file>
 
 <file path=word/footer1.xml><?xml version="1.0" encoding="utf-8"?>
-<w:ftr xmlns:wpc="http://schemas.microsoft.com/office/word/2010/wordprocessingCanvas" xmlns:cx="http://schemas.microsoft.com/office/drawing/2014/chartex" xmlns:cx1="http://schemas.microsoft.com/office/drawing/2015/9/8/chartex" xmlns:cx2="http://schemas.microsoft.com/office/drawing/2015/10/21/chartex" xmlns:cx3="http://schemas.microsoft.com/office/drawing/2016/5/9/chartex" xmlns:cx4="http://schemas.microsoft.com/office/drawing/2016/5/10/chartex" xmlns:cx5="http://schemas.microsoft.com/office/drawing/2016/5/11/chartex" xmlns:cx6="http://schemas.microsoft.com/office/drawing/2016/5/12/chartex" xmlns:cx7="http://schemas.microsoft.com/office/drawing/2016/5/13/chartex" xmlns:cx8="http://schemas.microsoft.com/office/drawing/2016/5/14/chartex" xmlns:mc="http://schemas.openxmlformats.org/markup-compatibility/2006" xmlns:aink="http://schemas.microsoft.com/office/drawing/2016/ink" xmlns:am3d="http://schemas.microsoft.com/office/drawing/2017/model3d" xmlns:o="urn:schemas-microsoft-com:office:office" xmlns:oel="http://schemas.microsoft.com/office/2019/extlst" xmlns:r="http://schemas.openxmlformats.org/officeDocument/2006/relationships" xmlns:m="http://schemas.openxmlformats.org/officeDocument/2006/math" xmlns:v="urn:schemas-microsoft-com:vml" xmlns:wp14="http://schemas.microsoft.com/office/word/2010/wordprocessingDrawing" xmlns:wp="http://schemas.openxmlformats.org/drawingml/2006/wordprocessingDrawing" xmlns:w10="urn:schemas-microsoft-com:office:word" xmlns:w="http://schemas.openxmlformats.org/wordprocessingml/2006/main" xmlns:w14="http://schemas.microsoft.com/office/word/2010/wordml" xmlns:w15="http://schemas.microsoft.com/office/word/2012/wordml" xmlns:w16cex="http://schemas.microsoft.com/office/word/2018/wordml/cex" xmlns:w16cid="http://schemas.microsoft.com/office/word/2016/wordml/cid" xmlns:w16="http://schemas.microsoft.com/office/word/2018/wordml" xmlns:w16du="http://schemas.microsoft.com/office/word/2023/wordml/word16du" xmlns:w16sdtdh="http://schemas.microsoft.com/office/word/2020/wordml/sdtdatahash" xmlns:w16sdtfl="http://schemas.microsoft.com/office/word/2024/wordml/sdtformatlock" xmlns:w16se="http://schemas.microsoft.com/office/word/2015/wordml/symex" xmlns:wpg="http://schemas.microsoft.com/office/word/2010/wordprocessingGroup" xmlns:wpi="http://schemas.microsoft.com/office/word/2010/wordprocessingInk" xmlns:wne="http://schemas.microsoft.com/office/word/2006/wordml" xmlns:wps="http://schemas.microsoft.com/office/word/2010/wordprocessingShape" mc:Ignorable="w14 w15 w16se w16cid w16 w16cex w16sdtdh w16sdtfl w16du wp14">
+<w:ftr xmlns:wpc="http://schemas.microsoft.com/office/word/2010/wordprocessingCanvas" xmlns:cx="http://schemas.microsoft.com/office/drawing/2014/chartex" xmlns:cx1="http://schemas.microsoft.com/office/drawing/2015/9/8/chartex" xmlns:cx2="http://schemas.microsoft.com/office/drawing/2015/10/21/chartex" xmlns:cx3="http://schemas.microsoft.com/office/drawing/2016/5/9/chartex" xmlns:cx4="http://schemas.microsoft.com/office/drawing/2016/5/10/chartex" xmlns:cx5="http://schemas.microsoft.com/office/drawing/2016/5/11/chartex" xmlns:cx6="http://schemas.microsoft.com/office/drawing/2016/5/12/chartex" xmlns:cx7="http://schemas.microsoft.com/office/drawing/2016/5/13/chartex" xmlns:cx8="http://schemas.microsoft.com/office/drawing/2016/5/14/chartex" xmlns:mc="http://schemas.openxmlformats.org/markup-compatibility/2006" xmlns:m="http://schemas.openxmlformats.org/officeDocument/2006/math" xmlns:aink="http://schemas.microsoft.com/office/drawing/2016/ink" xmlns:am3d="http://schemas.microsoft.com/office/drawing/2017/model3d" xmlns:oel="http://schemas.microsoft.com/office/2019/extlst" xmlns:r="http://schemas.openxmlformats.org/officeDocument/2006/relationships" xmlns:wp14="http://schemas.microsoft.com/office/word/2010/wordprocessingDrawing" xmlns:wp="http://schemas.openxmlformats.org/drawingml/2006/wordprocessingDrawing" xmlns:wpg="http://schemas.microsoft.com/office/word/2010/wordprocessingGroup" xmlns:wpi="http://schemas.microsoft.com/office/word/2010/wordprocessingInk" xmlns:wps="http://schemas.microsoft.com/office/word/2010/wordprocessingShape" xmlns:o="urn:schemas-microsoft-com:office:office" xmlns:v="urn:schemas-microsoft-com:vml" xmlns:w10="urn:schemas-microsoft-com:office:word" xmlns:w="http://schemas.openxmlformats.org/wordprocessingml/2006/main" xmlns:w14="http://schemas.microsoft.com/office/word/2010/wordml" xmlns:w15="http://schemas.microsoft.com/office/word/2012/wordml" xmlns:w16cex="http://schemas.microsoft.com/office/word/2018/wordml/cex" xmlns:w16cid="http://schemas.microsoft.com/office/word/2016/wordml/cid" xmlns:w16="http://schemas.microsoft.com/office/word/2018/wordml" xmlns:w16sdtdh="http://schemas.microsoft.com/office/word/2020/wordml/sdtdatahash" xmlns:w16sdtfl="http://schemas.microsoft.com/office/word/2024/wordml/sdtformatlock" xmlns:w16se="http://schemas.microsoft.com/office/word/2015/wordml/symex" xmlns:w16du="http://schemas.microsoft.com/office/word/2023/wordml/word16du" xmlns:wne="http://schemas.microsoft.com/office/word/2006/wordml" mc:Ignorable="w14 w15 w16se w16cid w16 w16cex w16sdtdh w16sdtfl w16du wp14">
   <w:p>
     <w:pPr>
       <w:pBdr>
@@ -1253,7 +1369,7 @@
 </file>
 
 <file path=word/footnotes.xml><?xml version="1.0" encoding="utf-8"?>
-<w:footnotes xmlns:wpc="http://schemas.microsoft.com/office/word/2010/wordprocessingCanvas" xmlns:cx="http://schemas.microsoft.com/office/drawing/2014/chartex" xmlns:cx1="http://schemas.microsoft.com/office/drawing/2015/9/8/chartex" xmlns:cx2="http://schemas.microsoft.com/office/drawing/2015/10/21/chartex" xmlns:cx3="http://schemas.microsoft.com/office/drawing/2016/5/9/chartex" xmlns:cx4="http://schemas.microsoft.com/office/drawing/2016/5/10/chartex" xmlns:cx5="http://schemas.microsoft.com/office/drawing/2016/5/11/chartex" xmlns:cx6="http://schemas.microsoft.com/office/drawing/2016/5/12/chartex" xmlns:cx7="http://schemas.microsoft.com/office/drawing/2016/5/13/chartex" xmlns:cx8="http://schemas.microsoft.com/office/drawing/2016/5/14/chartex" xmlns:mc="http://schemas.openxmlformats.org/markup-compatibility/2006" xmlns:aink="http://schemas.microsoft.com/office/drawing/2016/ink" xmlns:am3d="http://schemas.microsoft.com/office/drawing/2017/model3d" xmlns:o="urn:schemas-microsoft-com:office:office" xmlns:oel="http://schemas.microsoft.com/office/2019/extlst" xmlns:r="http://schemas.openxmlformats.org/officeDocument/2006/relationships" xmlns:m="http://schemas.openxmlformats.org/officeDocument/2006/math" xmlns:v="urn:schemas-microsoft-com:vml" xmlns:wp14="http://schemas.microsoft.com/office/word/2010/wordprocessingDrawing" xmlns:wp="http://schemas.openxmlformats.org/drawingml/2006/wordprocessingDrawing" xmlns:w10="urn:schemas-microsoft-com:office:word" xmlns:w="http://schemas.openxmlformats.org/wordprocessingml/2006/main" xmlns:w14="http://schemas.microsoft.com/office/word/2010/wordml" xmlns:w15="http://schemas.microsoft.com/office/word/2012/wordml" xmlns:w16cex="http://schemas.microsoft.com/office/word/2018/wordml/cex" xmlns:w16cid="http://schemas.microsoft.com/office/word/2016/wordml/cid" xmlns:w16="http://schemas.microsoft.com/office/word/2018/wordml" xmlns:w16du="http://schemas.microsoft.com/office/word/2023/wordml/word16du" xmlns:w16sdtdh="http://schemas.microsoft.com/office/word/2020/wordml/sdtdatahash" xmlns:w16sdtfl="http://schemas.microsoft.com/office/word/2024/wordml/sdtformatlock" xmlns:w16se="http://schemas.microsoft.com/office/word/2015/wordml/symex" xmlns:wpg="http://schemas.microsoft.com/office/word/2010/wordprocessingGroup" xmlns:wpi="http://schemas.microsoft.com/office/word/2010/wordprocessingInk" xmlns:wne="http://schemas.microsoft.com/office/word/2006/wordml" xmlns:wps="http://schemas.microsoft.com/office/word/2010/wordprocessingShape" mc:Ignorable="w14 w15 w16se w16cid w16 w16cex w16sdtdh w16sdtfl w16du wp14">
+<w:footnotes xmlns:wpc="http://schemas.microsoft.com/office/word/2010/wordprocessingCanvas" xmlns:cx="http://schemas.microsoft.com/office/drawing/2014/chartex" xmlns:cx1="http://schemas.microsoft.com/office/drawing/2015/9/8/chartex" xmlns:cx2="http://schemas.microsoft.com/office/drawing/2015/10/21/chartex" xmlns:cx3="http://schemas.microsoft.com/office/drawing/2016/5/9/chartex" xmlns:cx4="http://schemas.microsoft.com/office/drawing/2016/5/10/chartex" xmlns:cx5="http://schemas.microsoft.com/office/drawing/2016/5/11/chartex" xmlns:cx6="http://schemas.microsoft.com/office/drawing/2016/5/12/chartex" xmlns:cx7="http://schemas.microsoft.com/office/drawing/2016/5/13/chartex" xmlns:cx8="http://schemas.microsoft.com/office/drawing/2016/5/14/chartex" xmlns:mc="http://schemas.openxmlformats.org/markup-compatibility/2006" xmlns:m="http://schemas.openxmlformats.org/officeDocument/2006/math" xmlns:aink="http://schemas.microsoft.com/office/drawing/2016/ink" xmlns:am3d="http://schemas.microsoft.com/office/drawing/2017/model3d" xmlns:oel="http://schemas.microsoft.com/office/2019/extlst" xmlns:r="http://schemas.openxmlformats.org/officeDocument/2006/relationships" xmlns:wp14="http://schemas.microsoft.com/office/word/2010/wordprocessingDrawing" xmlns:wp="http://schemas.openxmlformats.org/drawingml/2006/wordprocessingDrawing" xmlns:wpg="http://schemas.microsoft.com/office/word/2010/wordprocessingGroup" xmlns:wpi="http://schemas.microsoft.com/office/word/2010/wordprocessingInk" xmlns:wps="http://schemas.microsoft.com/office/word/2010/wordprocessingShape" xmlns:o="urn:schemas-microsoft-com:office:office" xmlns:v="urn:schemas-microsoft-com:vml" xmlns:w10="urn:schemas-microsoft-com:office:word" xmlns:w="http://schemas.openxmlformats.org/wordprocessingml/2006/main" xmlns:w14="http://schemas.microsoft.com/office/word/2010/wordml" xmlns:w15="http://schemas.microsoft.com/office/word/2012/wordml" xmlns:w16cex="http://schemas.microsoft.com/office/word/2018/wordml/cex" xmlns:w16cid="http://schemas.microsoft.com/office/word/2016/wordml/cid" xmlns:w16="http://schemas.microsoft.com/office/word/2018/wordml" xmlns:w16sdtdh="http://schemas.microsoft.com/office/word/2020/wordml/sdtdatahash" xmlns:w16sdtfl="http://schemas.microsoft.com/office/word/2024/wordml/sdtformatlock" xmlns:w16se="http://schemas.microsoft.com/office/word/2015/wordml/symex" xmlns:w16du="http://schemas.microsoft.com/office/word/2023/wordml/word16du" xmlns:wne="http://schemas.microsoft.com/office/word/2006/wordml" mc:Ignorable="w14 w15 w16se w16cid w16 w16cex w16sdtdh w16sdtfl w16du wp14">
   <w:footnote w:type="separator" w:id="-1">
     <w:p>
       <w:pPr>
@@ -1278,7 +1394,7 @@
 </file>
 
 <file path=word/numbering.xml><?xml version="1.0" encoding="utf-8"?>
-<w:numbering xmlns:wpc="http://schemas.microsoft.com/office/word/2010/wordprocessingCanvas" xmlns:cx="http://schemas.microsoft.com/office/drawing/2014/chartex" xmlns:cx1="http://schemas.microsoft.com/office/drawing/2015/9/8/chartex" xmlns:cx2="http://schemas.microsoft.com/office/drawing/2015/10/21/chartex" xmlns:cx3="http://schemas.microsoft.com/office/drawing/2016/5/9/chartex" xmlns:cx4="http://schemas.microsoft.com/office/drawing/2016/5/10/chartex" xmlns:cx5="http://schemas.microsoft.com/office/drawing/2016/5/11/chartex" xmlns:cx6="http://schemas.microsoft.com/office/drawing/2016/5/12/chartex" xmlns:cx7="http://schemas.microsoft.com/office/drawing/2016/5/13/chartex" xmlns:cx8="http://schemas.microsoft.com/office/drawing/2016/5/14/chartex" xmlns:mc="http://schemas.openxmlformats.org/markup-compatibility/2006" xmlns:aink="http://schemas.microsoft.com/office/drawing/2016/ink" xmlns:am3d="http://schemas.microsoft.com/office/drawing/2017/model3d" xmlns:o="urn:schemas-microsoft-com:office:office" xmlns:oel="http://schemas.microsoft.com/office/2019/extlst" xmlns:r="http://schemas.openxmlformats.org/officeDocument/2006/relationships" xmlns:m="http://schemas.openxmlformats.org/officeDocument/2006/math" xmlns:v="urn:schemas-microsoft-com:vml" xmlns:wp14="http://schemas.microsoft.com/office/word/2010/wordprocessingDrawing" xmlns:wp="http://schemas.openxmlformats.org/drawingml/2006/wordprocessingDrawing" xmlns:w10="urn:schemas-microsoft-com:office:word" xmlns:w="http://schemas.openxmlformats.org/wordprocessingml/2006/main" xmlns:w14="http://schemas.microsoft.com/office/word/2010/wordml" xmlns:w15="http://schemas.microsoft.com/office/word/2012/wordml" xmlns:w16cex="http://schemas.microsoft.com/office/word/2018/wordml/cex" xmlns:w16cid="http://schemas.microsoft.com/office/word/2016/wordml/cid" xmlns:w16="http://schemas.microsoft.com/office/word/2018/wordml" xmlns:w16du="http://schemas.microsoft.com/office/word/2023/wordml/word16du" xmlns:w16sdtdh="http://schemas.microsoft.com/office/word/2020/wordml/sdtdatahash" xmlns:w16sdtfl="http://schemas.microsoft.com/office/word/2024/wordml/sdtformatlock" xmlns:w16se="http://schemas.microsoft.com/office/word/2015/wordml/symex" xmlns:wpg="http://schemas.microsoft.com/office/word/2010/wordprocessingGroup" xmlns:wpi="http://schemas.microsoft.com/office/word/2010/wordprocessingInk" xmlns:wne="http://schemas.microsoft.com/office/word/2006/wordml" xmlns:wps="http://schemas.microsoft.com/office/word/2010/wordprocessingShape" mc:Ignorable="w14 w15 w16se w16cid w16 w16cex w16sdtdh w16sdtfl w16du wp14">
+<w:numbering xmlns:wpc="http://schemas.microsoft.com/office/word/2010/wordprocessingCanvas" xmlns:cx="http://schemas.microsoft.com/office/drawing/2014/chartex" xmlns:cx1="http://schemas.microsoft.com/office/drawing/2015/9/8/chartex" xmlns:cx2="http://schemas.microsoft.com/office/drawing/2015/10/21/chartex" xmlns:cx3="http://schemas.microsoft.com/office/drawing/2016/5/9/chartex" xmlns:cx4="http://schemas.microsoft.com/office/drawing/2016/5/10/chartex" xmlns:cx5="http://schemas.microsoft.com/office/drawing/2016/5/11/chartex" xmlns:cx6="http://schemas.microsoft.com/office/drawing/2016/5/12/chartex" xmlns:cx7="http://schemas.microsoft.com/office/drawing/2016/5/13/chartex" xmlns:cx8="http://schemas.microsoft.com/office/drawing/2016/5/14/chartex" xmlns:mc="http://schemas.openxmlformats.org/markup-compatibility/2006" xmlns:m="http://schemas.openxmlformats.org/officeDocument/2006/math" xmlns:aink="http://schemas.microsoft.com/office/drawing/2016/ink" xmlns:am3d="http://schemas.microsoft.com/office/drawing/2017/model3d" xmlns:oel="http://schemas.microsoft.com/office/2019/extlst" xmlns:r="http://schemas.openxmlformats.org/officeDocument/2006/relationships" xmlns:wp14="http://schemas.microsoft.com/office/word/2010/wordprocessingDrawing" xmlns:wp="http://schemas.openxmlformats.org/drawingml/2006/wordprocessingDrawing" xmlns:wpg="http://schemas.microsoft.com/office/word/2010/wordprocessingGroup" xmlns:wpi="http://schemas.microsoft.com/office/word/2010/wordprocessingInk" xmlns:wps="http://schemas.microsoft.com/office/word/2010/wordprocessingShape" xmlns:o="urn:schemas-microsoft-com:office:office" xmlns:v="urn:schemas-microsoft-com:vml" xmlns:w10="urn:schemas-microsoft-com:office:word" xmlns:w="http://schemas.openxmlformats.org/wordprocessingml/2006/main" xmlns:w14="http://schemas.microsoft.com/office/word/2010/wordml" xmlns:w15="http://schemas.microsoft.com/office/word/2012/wordml" xmlns:w16cex="http://schemas.microsoft.com/office/word/2018/wordml/cex" xmlns:w16cid="http://schemas.microsoft.com/office/word/2016/wordml/cid" xmlns:w16="http://schemas.microsoft.com/office/word/2018/wordml" xmlns:w16sdtdh="http://schemas.microsoft.com/office/word/2020/wordml/sdtdatahash" xmlns:w16sdtfl="http://schemas.microsoft.com/office/word/2024/wordml/sdtformatlock" xmlns:w16se="http://schemas.microsoft.com/office/word/2015/wordml/symex" xmlns:w16du="http://schemas.microsoft.com/office/word/2023/wordml/word16du" xmlns:wne="http://schemas.microsoft.com/office/word/2006/wordml" mc:Ignorable="w14 w15 w16se w16cid w16 w16cex w16sdtdh w16sdtfl w16du wp14">
   <w:abstractNum w:abstractNumId="0" w15:restartNumberingAfterBreak="0">
     <w:nsid w:val="10DA2D9A"/>
     <w:multiLevelType w:val="multilevel"/>
@@ -1515,7 +1631,7 @@
 </file>
 
 <file path=word/styles.xml><?xml version="1.0" encoding="utf-8"?>
-<w:styles xmlns:mc="http://schemas.openxmlformats.org/markup-compatibility/2006" xmlns:r="http://schemas.openxmlformats.org/officeDocument/2006/relationships" xmlns:w="http://schemas.openxmlformats.org/wordprocessingml/2006/main" xmlns:w14="http://schemas.microsoft.com/office/word/2010/wordml" xmlns:w15="http://schemas.microsoft.com/office/word/2012/wordml" xmlns:w16cex="http://schemas.microsoft.com/office/word/2018/wordml/cex" xmlns:w16cid="http://schemas.microsoft.com/office/word/2016/wordml/cid" xmlns:w16="http://schemas.microsoft.com/office/word/2018/wordml" xmlns:w16du="http://schemas.microsoft.com/office/word/2023/wordml/word16du" xmlns:w16sdtdh="http://schemas.microsoft.com/office/word/2020/wordml/sdtdatahash" xmlns:w16sdtfl="http://schemas.microsoft.com/office/word/2024/wordml/sdtformatlock" xmlns:w16se="http://schemas.microsoft.com/office/word/2015/wordml/symex" mc:Ignorable="w14 w15 w16se w16cid w16 w16cex w16sdtdh w16sdtfl w16du">
+<w:styles xmlns:mc="http://schemas.openxmlformats.org/markup-compatibility/2006" xmlns:r="http://schemas.openxmlformats.org/officeDocument/2006/relationships" xmlns:w="http://schemas.openxmlformats.org/wordprocessingml/2006/main" xmlns:w14="http://schemas.microsoft.com/office/word/2010/wordml" xmlns:w15="http://schemas.microsoft.com/office/word/2012/wordml" xmlns:w16cex="http://schemas.microsoft.com/office/word/2018/wordml/cex" xmlns:w16cid="http://schemas.microsoft.com/office/word/2016/wordml/cid" xmlns:w16="http://schemas.microsoft.com/office/word/2018/wordml" xmlns:w16sdtdh="http://schemas.microsoft.com/office/word/2020/wordml/sdtdatahash" xmlns:w16sdtfl="http://schemas.microsoft.com/office/word/2024/wordml/sdtformatlock" xmlns:w16se="http://schemas.microsoft.com/office/word/2015/wordml/symex" xmlns:w16du="http://schemas.microsoft.com/office/word/2023/wordml/word16du" mc:Ignorable="w14 w15 w16se w16cid w16 w16cex w16sdtdh w16sdtfl w16du">
   <w:docDefaults>
     <w:rPrDefault>
       <w:rPr>
@@ -2116,8 +2232,32 @@
     <w:uiPriority w:val="99"/>
     <w:unhideWhenUsed/>
     <w:rPr>
-      <w:color w:val="0563C1" w:themeColor="hyperlink"/>
+      <w:color w:val="0000FF" w:themeColor="hyperlink"/>
       <w:u w:val="single"/>
+    </w:rPr>
+  </w:style>
+  <w:style w:type="character" w:styleId="FollowedHyperlink">
+    <w:name w:val="FollowedHyperlink"/>
+    <w:basedOn w:val="DefaultParagraphFont"/>
+    <w:uiPriority w:val="99"/>
+    <w:semiHidden/>
+    <w:unhideWhenUsed/>
+    <w:rsid w:val="000340AA"/>
+    <w:rPr>
+      <w:color w:val="800080" w:themeColor="followedHyperlink"/>
+      <w:u w:val="single"/>
+    </w:rPr>
+  </w:style>
+  <w:style w:type="character" w:styleId="UnresolvedMention">
+    <w:name w:val="Unresolved Mention"/>
+    <w:basedOn w:val="DefaultParagraphFont"/>
+    <w:uiPriority w:val="99"/>
+    <w:semiHidden/>
+    <w:unhideWhenUsed/>
+    <w:rsid w:val="000340AA"/>
+    <w:rPr>
+      <w:color w:val="605E5C"/>
+      <w:shd w:val="clear" w:color="auto" w:fill="E1DFDD"/>
     </w:rPr>
   </w:style>
 </w:styles>
